--- a/documentation/microsoft_word_format/status_indicators.docx
+++ b/documentation/microsoft_word_format/status_indicators.docx
@@ -1,6 +1,6 @@
 
 <file path=word/document.xml><?xml version="1.0" encoding="utf-8"?>
-<w:document xmlns:wpc="http://schemas.microsoft.com/office/word/2010/wordprocessingCanvas" xmlns:cx="http://schemas.microsoft.com/office/drawing/2014/chartex" xmlns:cx1="http://schemas.microsoft.com/office/drawing/2015/9/8/chartex" xmlns:cx2="http://schemas.microsoft.com/office/drawing/2015/10/21/chartex" xmlns:cx3="http://schemas.microsoft.com/office/drawing/2016/5/9/chartex" xmlns:cx4="http://schemas.microsoft.com/office/drawing/2016/5/10/chartex" xmlns:cx5="http://schemas.microsoft.com/office/drawing/2016/5/11/chartex" xmlns:cx6="http://schemas.microsoft.com/office/drawing/2016/5/12/chartex" xmlns:cx7="http://schemas.microsoft.com/office/drawing/2016/5/13/chartex" xmlns:cx8="http://schemas.microsoft.com/office/drawing/2016/5/14/chartex" xmlns:mc="http://schemas.openxmlformats.org/markup-compatibility/2006" xmlns:aink="http://schemas.microsoft.com/office/drawing/2016/ink" xmlns:am3d="http://schemas.microsoft.com/office/drawing/2017/model3d" xmlns:o="urn:schemas-microsoft-com:office:office" xmlns:oel="http://schemas.microsoft.com/office/2019/extlst" xmlns:r="http://schemas.openxmlformats.org/officeDocument/2006/relationships" xmlns:m="http://schemas.openxmlformats.org/officeDocument/2006/math" xmlns:v="urn:schemas-microsoft-com:vml" xmlns:wp14="http://schemas.microsoft.com/office/word/2010/wordprocessingDrawing" xmlns:wp="http://schemas.openxmlformats.org/drawingml/2006/wordprocessingDrawing" xmlns:w10="urn:schemas-microsoft-com:office:word" xmlns:w="http://schemas.openxmlformats.org/wordprocessingml/2006/main" xmlns:w14="http://schemas.microsoft.com/office/word/2010/wordml" xmlns:w15="http://schemas.microsoft.com/office/word/2012/wordml" xmlns:w16cex="http://schemas.microsoft.com/office/word/2018/wordml/cex" xmlns:w16cid="http://schemas.microsoft.com/office/word/2016/wordml/cid" xmlns:w16="http://schemas.microsoft.com/office/word/2018/wordml" xmlns:w16sdtdh="http://schemas.microsoft.com/office/word/2020/wordml/sdtdatahash" xmlns:w16se="http://schemas.microsoft.com/office/word/2015/wordml/symex" xmlns:wpg="http://schemas.microsoft.com/office/word/2010/wordprocessingGroup" xmlns:wpi="http://schemas.microsoft.com/office/word/2010/wordprocessingInk" xmlns:wne="http://schemas.microsoft.com/office/word/2006/wordml" xmlns:wps="http://schemas.microsoft.com/office/word/2010/wordprocessingShape" mc:Ignorable="w14 w15 w16se w16cid w16 w16cex w16sdtdh wp14">
+<w:document xmlns:wpc="http://schemas.microsoft.com/office/word/2010/wordprocessingCanvas" xmlns:cx="http://schemas.microsoft.com/office/drawing/2014/chartex" xmlns:cx1="http://schemas.microsoft.com/office/drawing/2015/9/8/chartex" xmlns:cx2="http://schemas.microsoft.com/office/drawing/2015/10/21/chartex" xmlns:cx3="http://schemas.microsoft.com/office/drawing/2016/5/9/chartex" xmlns:cx4="http://schemas.microsoft.com/office/drawing/2016/5/10/chartex" xmlns:cx5="http://schemas.microsoft.com/office/drawing/2016/5/11/chartex" xmlns:cx6="http://schemas.microsoft.com/office/drawing/2016/5/12/chartex" xmlns:cx7="http://schemas.microsoft.com/office/drawing/2016/5/13/chartex" xmlns:cx8="http://schemas.microsoft.com/office/drawing/2016/5/14/chartex" xmlns:mc="http://schemas.openxmlformats.org/markup-compatibility/2006" xmlns:aink="http://schemas.microsoft.com/office/drawing/2016/ink" xmlns:am3d="http://schemas.microsoft.com/office/drawing/2017/model3d" xmlns:o="urn:schemas-microsoft-com:office:office" xmlns:r="http://schemas.openxmlformats.org/officeDocument/2006/relationships" xmlns:m="http://schemas.openxmlformats.org/officeDocument/2006/math" xmlns:v="urn:schemas-microsoft-com:vml" xmlns:wp14="http://schemas.microsoft.com/office/word/2010/wordprocessingDrawing" xmlns:wp="http://schemas.openxmlformats.org/drawingml/2006/wordprocessingDrawing" xmlns:w10="urn:schemas-microsoft-com:office:word" xmlns:w="http://schemas.openxmlformats.org/wordprocessingml/2006/main" xmlns:w14="http://schemas.microsoft.com/office/word/2010/wordml" xmlns:w15="http://schemas.microsoft.com/office/word/2012/wordml" xmlns:w16cid="http://schemas.microsoft.com/office/word/2016/wordml/cid" xmlns:w16se="http://schemas.microsoft.com/office/word/2015/wordml/symex" xmlns:wpg="http://schemas.microsoft.com/office/word/2010/wordprocessingGroup" xmlns:wpi="http://schemas.microsoft.com/office/word/2010/wordprocessingInk" xmlns:wne="http://schemas.microsoft.com/office/word/2006/wordml" xmlns:wps="http://schemas.microsoft.com/office/word/2010/wordprocessingShape" mc:Ignorable="w14 w15 w16se w16cid wp14">
   <w:body>
     <w:p>
       <w:pPr>
@@ -978,7 +978,7 @@
               <w:spacing w:line="360" w:lineRule="auto"/>
             </w:pPr>
             <w:r>
-              <w:t>Zone Overrun</w:t>
+              <w:t xml:space="preserve">Zones in Hysteresis in Operation </w:t>
             </w:r>
           </w:p>
         </w:tc>
@@ -1141,6 +1141,11 @@
             <w:pPr>
               <w:spacing w:line="360" w:lineRule="auto"/>
             </w:pPr>
+            <w:r>
+              <w:t xml:space="preserve">Zone Overrun or </w:t>
+            </w:r>
+            <w:bookmarkStart w:id="0" w:name="_GoBack"/>
+            <w:bookmarkEnd w:id="0"/>
             <w:r>
               <w:t>Override in Operation</w:t>
             </w:r>
@@ -1584,10 +1589,7 @@
         <w:pStyle w:val="Heading2"/>
       </w:pPr>
       <w:r>
-        <w:t>Sensor</w:t>
-      </w:r>
-      <w:r>
-        <w:t xml:space="preserve"> Tiles</w:t>
+        <w:t>Sensor Tiles</w:t>
       </w:r>
     </w:p>
     <w:p>
@@ -1891,10 +1893,7 @@
         <w:pStyle w:val="Heading2"/>
       </w:pPr>
       <w:r>
-        <w:t>System Controller</w:t>
-      </w:r>
-      <w:r>
-        <w:t xml:space="preserve"> Tile</w:t>
+        <w:t>System Controller Tile</w:t>
       </w:r>
     </w:p>
     <w:p>
@@ -2053,7 +2052,7 @@
 </file>
 
 <file path=word/endnotes.xml><?xml version="1.0" encoding="utf-8"?>
-<w:endnotes xmlns:wpc="http://schemas.microsoft.com/office/word/2010/wordprocessingCanvas" xmlns:cx="http://schemas.microsoft.com/office/drawing/2014/chartex" xmlns:cx1="http://schemas.microsoft.com/office/drawing/2015/9/8/chartex" xmlns:cx2="http://schemas.microsoft.com/office/drawing/2015/10/21/chartex" xmlns:cx3="http://schemas.microsoft.com/office/drawing/2016/5/9/chartex" xmlns:cx4="http://schemas.microsoft.com/office/drawing/2016/5/10/chartex" xmlns:cx5="http://schemas.microsoft.com/office/drawing/2016/5/11/chartex" xmlns:cx6="http://schemas.microsoft.com/office/drawing/2016/5/12/chartex" xmlns:cx7="http://schemas.microsoft.com/office/drawing/2016/5/13/chartex" xmlns:cx8="http://schemas.microsoft.com/office/drawing/2016/5/14/chartex" xmlns:mc="http://schemas.openxmlformats.org/markup-compatibility/2006" xmlns:aink="http://schemas.microsoft.com/office/drawing/2016/ink" xmlns:am3d="http://schemas.microsoft.com/office/drawing/2017/model3d" xmlns:o="urn:schemas-microsoft-com:office:office" xmlns:oel="http://schemas.microsoft.com/office/2019/extlst" xmlns:r="http://schemas.openxmlformats.org/officeDocument/2006/relationships" xmlns:m="http://schemas.openxmlformats.org/officeDocument/2006/math" xmlns:v="urn:schemas-microsoft-com:vml" xmlns:wp14="http://schemas.microsoft.com/office/word/2010/wordprocessingDrawing" xmlns:wp="http://schemas.openxmlformats.org/drawingml/2006/wordprocessingDrawing" xmlns:w10="urn:schemas-microsoft-com:office:word" xmlns:w="http://schemas.openxmlformats.org/wordprocessingml/2006/main" xmlns:w14="http://schemas.microsoft.com/office/word/2010/wordml" xmlns:w15="http://schemas.microsoft.com/office/word/2012/wordml" xmlns:w16cex="http://schemas.microsoft.com/office/word/2018/wordml/cex" xmlns:w16cid="http://schemas.microsoft.com/office/word/2016/wordml/cid" xmlns:w16="http://schemas.microsoft.com/office/word/2018/wordml" xmlns:w16sdtdh="http://schemas.microsoft.com/office/word/2020/wordml/sdtdatahash" xmlns:w16se="http://schemas.microsoft.com/office/word/2015/wordml/symex" xmlns:wpg="http://schemas.microsoft.com/office/word/2010/wordprocessingGroup" xmlns:wpi="http://schemas.microsoft.com/office/word/2010/wordprocessingInk" xmlns:wne="http://schemas.microsoft.com/office/word/2006/wordml" xmlns:wps="http://schemas.microsoft.com/office/word/2010/wordprocessingShape" mc:Ignorable="w14 w15 w16se w16cid w16 w16cex w16sdtdh wp14">
+<w:endnotes xmlns:wpc="http://schemas.microsoft.com/office/word/2010/wordprocessingCanvas" xmlns:cx="http://schemas.microsoft.com/office/drawing/2014/chartex" xmlns:cx1="http://schemas.microsoft.com/office/drawing/2015/9/8/chartex" xmlns:cx2="http://schemas.microsoft.com/office/drawing/2015/10/21/chartex" xmlns:cx3="http://schemas.microsoft.com/office/drawing/2016/5/9/chartex" xmlns:cx4="http://schemas.microsoft.com/office/drawing/2016/5/10/chartex" xmlns:cx5="http://schemas.microsoft.com/office/drawing/2016/5/11/chartex" xmlns:cx6="http://schemas.microsoft.com/office/drawing/2016/5/12/chartex" xmlns:cx7="http://schemas.microsoft.com/office/drawing/2016/5/13/chartex" xmlns:cx8="http://schemas.microsoft.com/office/drawing/2016/5/14/chartex" xmlns:mc="http://schemas.openxmlformats.org/markup-compatibility/2006" xmlns:aink="http://schemas.microsoft.com/office/drawing/2016/ink" xmlns:am3d="http://schemas.microsoft.com/office/drawing/2017/model3d" xmlns:o="urn:schemas-microsoft-com:office:office" xmlns:r="http://schemas.openxmlformats.org/officeDocument/2006/relationships" xmlns:m="http://schemas.openxmlformats.org/officeDocument/2006/math" xmlns:v="urn:schemas-microsoft-com:vml" xmlns:wp14="http://schemas.microsoft.com/office/word/2010/wordprocessingDrawing" xmlns:wp="http://schemas.openxmlformats.org/drawingml/2006/wordprocessingDrawing" xmlns:w10="urn:schemas-microsoft-com:office:word" xmlns:w="http://schemas.openxmlformats.org/wordprocessingml/2006/main" xmlns:w14="http://schemas.microsoft.com/office/word/2010/wordml" xmlns:w15="http://schemas.microsoft.com/office/word/2012/wordml" xmlns:w16cid="http://schemas.microsoft.com/office/word/2016/wordml/cid" xmlns:w16se="http://schemas.microsoft.com/office/word/2015/wordml/symex" xmlns:wpg="http://schemas.microsoft.com/office/word/2010/wordprocessingGroup" xmlns:wpi="http://schemas.microsoft.com/office/word/2010/wordprocessingInk" xmlns:wne="http://schemas.microsoft.com/office/word/2006/wordml" xmlns:wps="http://schemas.microsoft.com/office/word/2010/wordprocessingShape" mc:Ignorable="w14 w15 w16se w16cid wp14">
   <w:endnote w:type="separator" w:id="-1">
     <w:p>
       <w:pPr>
@@ -2078,7 +2077,7 @@
 </file>
 
 <file path=word/footer1.xml><?xml version="1.0" encoding="utf-8"?>
-<w:ftr xmlns:wpc="http://schemas.microsoft.com/office/word/2010/wordprocessingCanvas" xmlns:cx="http://schemas.microsoft.com/office/drawing/2014/chartex" xmlns:cx1="http://schemas.microsoft.com/office/drawing/2015/9/8/chartex" xmlns:cx2="http://schemas.microsoft.com/office/drawing/2015/10/21/chartex" xmlns:cx3="http://schemas.microsoft.com/office/drawing/2016/5/9/chartex" xmlns:cx4="http://schemas.microsoft.com/office/drawing/2016/5/10/chartex" xmlns:cx5="http://schemas.microsoft.com/office/drawing/2016/5/11/chartex" xmlns:cx6="http://schemas.microsoft.com/office/drawing/2016/5/12/chartex" xmlns:cx7="http://schemas.microsoft.com/office/drawing/2016/5/13/chartex" xmlns:cx8="http://schemas.microsoft.com/office/drawing/2016/5/14/chartex" xmlns:mc="http://schemas.openxmlformats.org/markup-compatibility/2006" xmlns:aink="http://schemas.microsoft.com/office/drawing/2016/ink" xmlns:am3d="http://schemas.microsoft.com/office/drawing/2017/model3d" xmlns:o="urn:schemas-microsoft-com:office:office" xmlns:oel="http://schemas.microsoft.com/office/2019/extlst" xmlns:r="http://schemas.openxmlformats.org/officeDocument/2006/relationships" xmlns:m="http://schemas.openxmlformats.org/officeDocument/2006/math" xmlns:v="urn:schemas-microsoft-com:vml" xmlns:wp14="http://schemas.microsoft.com/office/word/2010/wordprocessingDrawing" xmlns:wp="http://schemas.openxmlformats.org/drawingml/2006/wordprocessingDrawing" xmlns:w10="urn:schemas-microsoft-com:office:word" xmlns:w="http://schemas.openxmlformats.org/wordprocessingml/2006/main" xmlns:w14="http://schemas.microsoft.com/office/word/2010/wordml" xmlns:w15="http://schemas.microsoft.com/office/word/2012/wordml" xmlns:w16cex="http://schemas.microsoft.com/office/word/2018/wordml/cex" xmlns:w16cid="http://schemas.microsoft.com/office/word/2016/wordml/cid" xmlns:w16="http://schemas.microsoft.com/office/word/2018/wordml" xmlns:w16sdtdh="http://schemas.microsoft.com/office/word/2020/wordml/sdtdatahash" xmlns:w16se="http://schemas.microsoft.com/office/word/2015/wordml/symex" xmlns:wpg="http://schemas.microsoft.com/office/word/2010/wordprocessingGroup" xmlns:wpi="http://schemas.microsoft.com/office/word/2010/wordprocessingInk" xmlns:wne="http://schemas.microsoft.com/office/word/2006/wordml" xmlns:wps="http://schemas.microsoft.com/office/word/2010/wordprocessingShape" mc:Ignorable="w14 w15 w16se w16cid w16 w16cex w16sdtdh wp14">
+<w:ftr xmlns:wpc="http://schemas.microsoft.com/office/word/2010/wordprocessingCanvas" xmlns:cx="http://schemas.microsoft.com/office/drawing/2014/chartex" xmlns:cx1="http://schemas.microsoft.com/office/drawing/2015/9/8/chartex" xmlns:cx2="http://schemas.microsoft.com/office/drawing/2015/10/21/chartex" xmlns:cx3="http://schemas.microsoft.com/office/drawing/2016/5/9/chartex" xmlns:cx4="http://schemas.microsoft.com/office/drawing/2016/5/10/chartex" xmlns:cx5="http://schemas.microsoft.com/office/drawing/2016/5/11/chartex" xmlns:cx6="http://schemas.microsoft.com/office/drawing/2016/5/12/chartex" xmlns:cx7="http://schemas.microsoft.com/office/drawing/2016/5/13/chartex" xmlns:cx8="http://schemas.microsoft.com/office/drawing/2016/5/14/chartex" xmlns:mc="http://schemas.openxmlformats.org/markup-compatibility/2006" xmlns:aink="http://schemas.microsoft.com/office/drawing/2016/ink" xmlns:am3d="http://schemas.microsoft.com/office/drawing/2017/model3d" xmlns:o="urn:schemas-microsoft-com:office:office" xmlns:r="http://schemas.openxmlformats.org/officeDocument/2006/relationships" xmlns:m="http://schemas.openxmlformats.org/officeDocument/2006/math" xmlns:v="urn:schemas-microsoft-com:vml" xmlns:wp14="http://schemas.microsoft.com/office/word/2010/wordprocessingDrawing" xmlns:wp="http://schemas.openxmlformats.org/drawingml/2006/wordprocessingDrawing" xmlns:w10="urn:schemas-microsoft-com:office:word" xmlns:w="http://schemas.openxmlformats.org/wordprocessingml/2006/main" xmlns:w14="http://schemas.microsoft.com/office/word/2010/wordml" xmlns:w15="http://schemas.microsoft.com/office/word/2012/wordml" xmlns:w16cid="http://schemas.microsoft.com/office/word/2016/wordml/cid" xmlns:w16se="http://schemas.microsoft.com/office/word/2015/wordml/symex" xmlns:wpg="http://schemas.microsoft.com/office/word/2010/wordprocessingGroup" xmlns:wpi="http://schemas.microsoft.com/office/word/2010/wordprocessingInk" xmlns:wne="http://schemas.microsoft.com/office/word/2006/wordml" xmlns:wps="http://schemas.microsoft.com/office/word/2010/wordprocessingShape" mc:Ignorable="w14 w15 w16se w16cid wp14">
   <w:sdt>
     <w:sdtPr>
       <w:id w:val="573875718"/>
@@ -2128,7 +2127,7 @@
 </file>
 
 <file path=word/footer2.xml><?xml version="1.0" encoding="utf-8"?>
-<w:ftr xmlns:wpc="http://schemas.microsoft.com/office/word/2010/wordprocessingCanvas" xmlns:cx="http://schemas.microsoft.com/office/drawing/2014/chartex" xmlns:cx1="http://schemas.microsoft.com/office/drawing/2015/9/8/chartex" xmlns:cx2="http://schemas.microsoft.com/office/drawing/2015/10/21/chartex" xmlns:cx3="http://schemas.microsoft.com/office/drawing/2016/5/9/chartex" xmlns:cx4="http://schemas.microsoft.com/office/drawing/2016/5/10/chartex" xmlns:cx5="http://schemas.microsoft.com/office/drawing/2016/5/11/chartex" xmlns:cx6="http://schemas.microsoft.com/office/drawing/2016/5/12/chartex" xmlns:cx7="http://schemas.microsoft.com/office/drawing/2016/5/13/chartex" xmlns:cx8="http://schemas.microsoft.com/office/drawing/2016/5/14/chartex" xmlns:mc="http://schemas.openxmlformats.org/markup-compatibility/2006" xmlns:aink="http://schemas.microsoft.com/office/drawing/2016/ink" xmlns:am3d="http://schemas.microsoft.com/office/drawing/2017/model3d" xmlns:o="urn:schemas-microsoft-com:office:office" xmlns:oel="http://schemas.microsoft.com/office/2019/extlst" xmlns:r="http://schemas.openxmlformats.org/officeDocument/2006/relationships" xmlns:m="http://schemas.openxmlformats.org/officeDocument/2006/math" xmlns:v="urn:schemas-microsoft-com:vml" xmlns:wp14="http://schemas.microsoft.com/office/word/2010/wordprocessingDrawing" xmlns:wp="http://schemas.openxmlformats.org/drawingml/2006/wordprocessingDrawing" xmlns:w10="urn:schemas-microsoft-com:office:word" xmlns:w="http://schemas.openxmlformats.org/wordprocessingml/2006/main" xmlns:w14="http://schemas.microsoft.com/office/word/2010/wordml" xmlns:w15="http://schemas.microsoft.com/office/word/2012/wordml" xmlns:w16cex="http://schemas.microsoft.com/office/word/2018/wordml/cex" xmlns:w16cid="http://schemas.microsoft.com/office/word/2016/wordml/cid" xmlns:w16="http://schemas.microsoft.com/office/word/2018/wordml" xmlns:w16sdtdh="http://schemas.microsoft.com/office/word/2020/wordml/sdtdatahash" xmlns:w16se="http://schemas.microsoft.com/office/word/2015/wordml/symex" xmlns:wpg="http://schemas.microsoft.com/office/word/2010/wordprocessingGroup" xmlns:wpi="http://schemas.microsoft.com/office/word/2010/wordprocessingInk" xmlns:wne="http://schemas.microsoft.com/office/word/2006/wordml" xmlns:wps="http://schemas.microsoft.com/office/word/2010/wordprocessingShape" mc:Ignorable="w14 w15 w16se w16cid w16 w16cex w16sdtdh wp14">
+<w:ftr xmlns:wpc="http://schemas.microsoft.com/office/word/2010/wordprocessingCanvas" xmlns:cx="http://schemas.microsoft.com/office/drawing/2014/chartex" xmlns:cx1="http://schemas.microsoft.com/office/drawing/2015/9/8/chartex" xmlns:cx2="http://schemas.microsoft.com/office/drawing/2015/10/21/chartex" xmlns:cx3="http://schemas.microsoft.com/office/drawing/2016/5/9/chartex" xmlns:cx4="http://schemas.microsoft.com/office/drawing/2016/5/10/chartex" xmlns:cx5="http://schemas.microsoft.com/office/drawing/2016/5/11/chartex" xmlns:cx6="http://schemas.microsoft.com/office/drawing/2016/5/12/chartex" xmlns:cx7="http://schemas.microsoft.com/office/drawing/2016/5/13/chartex" xmlns:cx8="http://schemas.microsoft.com/office/drawing/2016/5/14/chartex" xmlns:mc="http://schemas.openxmlformats.org/markup-compatibility/2006" xmlns:aink="http://schemas.microsoft.com/office/drawing/2016/ink" xmlns:am3d="http://schemas.microsoft.com/office/drawing/2017/model3d" xmlns:o="urn:schemas-microsoft-com:office:office" xmlns:r="http://schemas.openxmlformats.org/officeDocument/2006/relationships" xmlns:m="http://schemas.openxmlformats.org/officeDocument/2006/math" xmlns:v="urn:schemas-microsoft-com:vml" xmlns:wp14="http://schemas.microsoft.com/office/word/2010/wordprocessingDrawing" xmlns:wp="http://schemas.openxmlformats.org/drawingml/2006/wordprocessingDrawing" xmlns:w10="urn:schemas-microsoft-com:office:word" xmlns:w="http://schemas.openxmlformats.org/wordprocessingml/2006/main" xmlns:w14="http://schemas.microsoft.com/office/word/2010/wordml" xmlns:w15="http://schemas.microsoft.com/office/word/2012/wordml" xmlns:w16cid="http://schemas.microsoft.com/office/word/2016/wordml/cid" xmlns:w16se="http://schemas.microsoft.com/office/word/2015/wordml/symex" xmlns:wpg="http://schemas.microsoft.com/office/word/2010/wordprocessingGroup" xmlns:wpi="http://schemas.microsoft.com/office/word/2010/wordprocessingInk" xmlns:wne="http://schemas.microsoft.com/office/word/2006/wordml" xmlns:wps="http://schemas.microsoft.com/office/word/2010/wordprocessingShape" mc:Ignorable="w14 w15 w16se w16cid wp14">
   <w:sdt>
     <w:sdtPr>
       <w:id w:val="573875708"/>
@@ -2177,7 +2176,7 @@
 </file>
 
 <file path=word/footnotes.xml><?xml version="1.0" encoding="utf-8"?>
-<w:footnotes xmlns:wpc="http://schemas.microsoft.com/office/word/2010/wordprocessingCanvas" xmlns:cx="http://schemas.microsoft.com/office/drawing/2014/chartex" xmlns:cx1="http://schemas.microsoft.com/office/drawing/2015/9/8/chartex" xmlns:cx2="http://schemas.microsoft.com/office/drawing/2015/10/21/chartex" xmlns:cx3="http://schemas.microsoft.com/office/drawing/2016/5/9/chartex" xmlns:cx4="http://schemas.microsoft.com/office/drawing/2016/5/10/chartex" xmlns:cx5="http://schemas.microsoft.com/office/drawing/2016/5/11/chartex" xmlns:cx6="http://schemas.microsoft.com/office/drawing/2016/5/12/chartex" xmlns:cx7="http://schemas.microsoft.com/office/drawing/2016/5/13/chartex" xmlns:cx8="http://schemas.microsoft.com/office/drawing/2016/5/14/chartex" xmlns:mc="http://schemas.openxmlformats.org/markup-compatibility/2006" xmlns:aink="http://schemas.microsoft.com/office/drawing/2016/ink" xmlns:am3d="http://schemas.microsoft.com/office/drawing/2017/model3d" xmlns:o="urn:schemas-microsoft-com:office:office" xmlns:oel="http://schemas.microsoft.com/office/2019/extlst" xmlns:r="http://schemas.openxmlformats.org/officeDocument/2006/relationships" xmlns:m="http://schemas.openxmlformats.org/officeDocument/2006/math" xmlns:v="urn:schemas-microsoft-com:vml" xmlns:wp14="http://schemas.microsoft.com/office/word/2010/wordprocessingDrawing" xmlns:wp="http://schemas.openxmlformats.org/drawingml/2006/wordprocessingDrawing" xmlns:w10="urn:schemas-microsoft-com:office:word" xmlns:w="http://schemas.openxmlformats.org/wordprocessingml/2006/main" xmlns:w14="http://schemas.microsoft.com/office/word/2010/wordml" xmlns:w15="http://schemas.microsoft.com/office/word/2012/wordml" xmlns:w16cex="http://schemas.microsoft.com/office/word/2018/wordml/cex" xmlns:w16cid="http://schemas.microsoft.com/office/word/2016/wordml/cid" xmlns:w16="http://schemas.microsoft.com/office/word/2018/wordml" xmlns:w16sdtdh="http://schemas.microsoft.com/office/word/2020/wordml/sdtdatahash" xmlns:w16se="http://schemas.microsoft.com/office/word/2015/wordml/symex" xmlns:wpg="http://schemas.microsoft.com/office/word/2010/wordprocessingGroup" xmlns:wpi="http://schemas.microsoft.com/office/word/2010/wordprocessingInk" xmlns:wne="http://schemas.microsoft.com/office/word/2006/wordml" xmlns:wps="http://schemas.microsoft.com/office/word/2010/wordprocessingShape" mc:Ignorable="w14 w15 w16se w16cid w16 w16cex w16sdtdh wp14">
+<w:footnotes xmlns:wpc="http://schemas.microsoft.com/office/word/2010/wordprocessingCanvas" xmlns:cx="http://schemas.microsoft.com/office/drawing/2014/chartex" xmlns:cx1="http://schemas.microsoft.com/office/drawing/2015/9/8/chartex" xmlns:cx2="http://schemas.microsoft.com/office/drawing/2015/10/21/chartex" xmlns:cx3="http://schemas.microsoft.com/office/drawing/2016/5/9/chartex" xmlns:cx4="http://schemas.microsoft.com/office/drawing/2016/5/10/chartex" xmlns:cx5="http://schemas.microsoft.com/office/drawing/2016/5/11/chartex" xmlns:cx6="http://schemas.microsoft.com/office/drawing/2016/5/12/chartex" xmlns:cx7="http://schemas.microsoft.com/office/drawing/2016/5/13/chartex" xmlns:cx8="http://schemas.microsoft.com/office/drawing/2016/5/14/chartex" xmlns:mc="http://schemas.openxmlformats.org/markup-compatibility/2006" xmlns:aink="http://schemas.microsoft.com/office/drawing/2016/ink" xmlns:am3d="http://schemas.microsoft.com/office/drawing/2017/model3d" xmlns:o="urn:schemas-microsoft-com:office:office" xmlns:r="http://schemas.openxmlformats.org/officeDocument/2006/relationships" xmlns:m="http://schemas.openxmlformats.org/officeDocument/2006/math" xmlns:v="urn:schemas-microsoft-com:vml" xmlns:wp14="http://schemas.microsoft.com/office/word/2010/wordprocessingDrawing" xmlns:wp="http://schemas.openxmlformats.org/drawingml/2006/wordprocessingDrawing" xmlns:w10="urn:schemas-microsoft-com:office:word" xmlns:w="http://schemas.openxmlformats.org/wordprocessingml/2006/main" xmlns:w14="http://schemas.microsoft.com/office/word/2010/wordml" xmlns:w15="http://schemas.microsoft.com/office/word/2012/wordml" xmlns:w16cid="http://schemas.microsoft.com/office/word/2016/wordml/cid" xmlns:w16se="http://schemas.microsoft.com/office/word/2015/wordml/symex" xmlns:wpg="http://schemas.microsoft.com/office/word/2010/wordprocessingGroup" xmlns:wpi="http://schemas.microsoft.com/office/word/2010/wordprocessingInk" xmlns:wne="http://schemas.microsoft.com/office/word/2006/wordml" xmlns:wps="http://schemas.microsoft.com/office/word/2010/wordprocessingShape" mc:Ignorable="w14 w15 w16se w16cid wp14">
   <w:footnote w:type="separator" w:id="-1">
     <w:p>
       <w:pPr>
@@ -2202,13 +2201,13 @@
 </file>
 
 <file path=word/header1.xml><?xml version="1.0" encoding="utf-8"?>
-<w:hdr xmlns:wpc="http://schemas.microsoft.com/office/word/2010/wordprocessingCanvas" xmlns:cx="http://schemas.microsoft.com/office/drawing/2014/chartex" xmlns:cx1="http://schemas.microsoft.com/office/drawing/2015/9/8/chartex" xmlns:cx2="http://schemas.microsoft.com/office/drawing/2015/10/21/chartex" xmlns:cx3="http://schemas.microsoft.com/office/drawing/2016/5/9/chartex" xmlns:cx4="http://schemas.microsoft.com/office/drawing/2016/5/10/chartex" xmlns:cx5="http://schemas.microsoft.com/office/drawing/2016/5/11/chartex" xmlns:cx6="http://schemas.microsoft.com/office/drawing/2016/5/12/chartex" xmlns:cx7="http://schemas.microsoft.com/office/drawing/2016/5/13/chartex" xmlns:cx8="http://schemas.microsoft.com/office/drawing/2016/5/14/chartex" xmlns:mc="http://schemas.openxmlformats.org/markup-compatibility/2006" xmlns:aink="http://schemas.microsoft.com/office/drawing/2016/ink" xmlns:am3d="http://schemas.microsoft.com/office/drawing/2017/model3d" xmlns:o="urn:schemas-microsoft-com:office:office" xmlns:oel="http://schemas.microsoft.com/office/2019/extlst" xmlns:r="http://schemas.openxmlformats.org/officeDocument/2006/relationships" xmlns:m="http://schemas.openxmlformats.org/officeDocument/2006/math" xmlns:v="urn:schemas-microsoft-com:vml" xmlns:wp14="http://schemas.microsoft.com/office/word/2010/wordprocessingDrawing" xmlns:wp="http://schemas.openxmlformats.org/drawingml/2006/wordprocessingDrawing" xmlns:w10="urn:schemas-microsoft-com:office:word" xmlns:w="http://schemas.openxmlformats.org/wordprocessingml/2006/main" xmlns:w14="http://schemas.microsoft.com/office/word/2010/wordml" xmlns:w15="http://schemas.microsoft.com/office/word/2012/wordml" xmlns:w16cex="http://schemas.microsoft.com/office/word/2018/wordml/cex" xmlns:w16cid="http://schemas.microsoft.com/office/word/2016/wordml/cid" xmlns:w16="http://schemas.microsoft.com/office/word/2018/wordml" xmlns:w16sdtdh="http://schemas.microsoft.com/office/word/2020/wordml/sdtdatahash" xmlns:w16se="http://schemas.microsoft.com/office/word/2015/wordml/symex" xmlns:wpg="http://schemas.microsoft.com/office/word/2010/wordprocessingGroup" xmlns:wpi="http://schemas.microsoft.com/office/word/2010/wordprocessingInk" xmlns:wne="http://schemas.microsoft.com/office/word/2006/wordml" xmlns:wps="http://schemas.microsoft.com/office/word/2010/wordprocessingShape" mc:Ignorable="w14 w15 w16se w16cid w16 w16cex w16sdtdh wp14">
+<w:hdr xmlns:wpc="http://schemas.microsoft.com/office/word/2010/wordprocessingCanvas" xmlns:cx="http://schemas.microsoft.com/office/drawing/2014/chartex" xmlns:cx1="http://schemas.microsoft.com/office/drawing/2015/9/8/chartex" xmlns:cx2="http://schemas.microsoft.com/office/drawing/2015/10/21/chartex" xmlns:cx3="http://schemas.microsoft.com/office/drawing/2016/5/9/chartex" xmlns:cx4="http://schemas.microsoft.com/office/drawing/2016/5/10/chartex" xmlns:cx5="http://schemas.microsoft.com/office/drawing/2016/5/11/chartex" xmlns:cx6="http://schemas.microsoft.com/office/drawing/2016/5/12/chartex" xmlns:cx7="http://schemas.microsoft.com/office/drawing/2016/5/13/chartex" xmlns:cx8="http://schemas.microsoft.com/office/drawing/2016/5/14/chartex" xmlns:mc="http://schemas.openxmlformats.org/markup-compatibility/2006" xmlns:aink="http://schemas.microsoft.com/office/drawing/2016/ink" xmlns:am3d="http://schemas.microsoft.com/office/drawing/2017/model3d" xmlns:o="urn:schemas-microsoft-com:office:office" xmlns:r="http://schemas.openxmlformats.org/officeDocument/2006/relationships" xmlns:m="http://schemas.openxmlformats.org/officeDocument/2006/math" xmlns:v="urn:schemas-microsoft-com:vml" xmlns:wp14="http://schemas.microsoft.com/office/word/2010/wordprocessingDrawing" xmlns:wp="http://schemas.openxmlformats.org/drawingml/2006/wordprocessingDrawing" xmlns:w10="urn:schemas-microsoft-com:office:word" xmlns:w="http://schemas.openxmlformats.org/wordprocessingml/2006/main" xmlns:w14="http://schemas.microsoft.com/office/word/2010/wordml" xmlns:w15="http://schemas.microsoft.com/office/word/2012/wordml" xmlns:w16cid="http://schemas.microsoft.com/office/word/2016/wordml/cid" xmlns:w16se="http://schemas.microsoft.com/office/word/2015/wordml/symex" xmlns:wpg="http://schemas.microsoft.com/office/word/2010/wordprocessingGroup" xmlns:wpi="http://schemas.microsoft.com/office/word/2010/wordprocessingInk" xmlns:wne="http://schemas.microsoft.com/office/word/2006/wordml" xmlns:wps="http://schemas.microsoft.com/office/word/2010/wordprocessingShape" mc:Ignorable="w14 w15 w16se w16cid wp14">
   <w:p>
     <w:pPr>
       <w:pStyle w:val="Heading1"/>
       <w:jc w:val="center"/>
     </w:pPr>
-    <w:bookmarkStart w:id="0" w:name="_Hlk64485398"/>
+    <w:bookmarkStart w:id="1" w:name="_Hlk64485398"/>
     <w:proofErr w:type="spellStart"/>
     <w:r>
       <w:t>MaxAir</w:t>
@@ -2217,7 +2216,7 @@
     <w:r>
       <w:t xml:space="preserve"> </w:t>
     </w:r>
-    <w:bookmarkEnd w:id="0"/>
+    <w:bookmarkEnd w:id="1"/>
     <w:r>
       <w:t xml:space="preserve">– </w:t>
     </w:r>
@@ -2229,7 +2228,7 @@
 </file>
 
 <file path=word/numbering.xml><?xml version="1.0" encoding="utf-8"?>
-<w:numbering xmlns:wpc="http://schemas.microsoft.com/office/word/2010/wordprocessingCanvas" xmlns:cx="http://schemas.microsoft.com/office/drawing/2014/chartex" xmlns:cx1="http://schemas.microsoft.com/office/drawing/2015/9/8/chartex" xmlns:cx2="http://schemas.microsoft.com/office/drawing/2015/10/21/chartex" xmlns:cx3="http://schemas.microsoft.com/office/drawing/2016/5/9/chartex" xmlns:cx4="http://schemas.microsoft.com/office/drawing/2016/5/10/chartex" xmlns:cx5="http://schemas.microsoft.com/office/drawing/2016/5/11/chartex" xmlns:cx6="http://schemas.microsoft.com/office/drawing/2016/5/12/chartex" xmlns:cx7="http://schemas.microsoft.com/office/drawing/2016/5/13/chartex" xmlns:cx8="http://schemas.microsoft.com/office/drawing/2016/5/14/chartex" xmlns:mc="http://schemas.openxmlformats.org/markup-compatibility/2006" xmlns:aink="http://schemas.microsoft.com/office/drawing/2016/ink" xmlns:am3d="http://schemas.microsoft.com/office/drawing/2017/model3d" xmlns:o="urn:schemas-microsoft-com:office:office" xmlns:oel="http://schemas.microsoft.com/office/2019/extlst" xmlns:r="http://schemas.openxmlformats.org/officeDocument/2006/relationships" xmlns:m="http://schemas.openxmlformats.org/officeDocument/2006/math" xmlns:v="urn:schemas-microsoft-com:vml" xmlns:wp14="http://schemas.microsoft.com/office/word/2010/wordprocessingDrawing" xmlns:wp="http://schemas.openxmlformats.org/drawingml/2006/wordprocessingDrawing" xmlns:w10="urn:schemas-microsoft-com:office:word" xmlns:w="http://schemas.openxmlformats.org/wordprocessingml/2006/main" xmlns:w14="http://schemas.microsoft.com/office/word/2010/wordml" xmlns:w15="http://schemas.microsoft.com/office/word/2012/wordml" xmlns:w16cex="http://schemas.microsoft.com/office/word/2018/wordml/cex" xmlns:w16cid="http://schemas.microsoft.com/office/word/2016/wordml/cid" xmlns:w16="http://schemas.microsoft.com/office/word/2018/wordml" xmlns:w16sdtdh="http://schemas.microsoft.com/office/word/2020/wordml/sdtdatahash" xmlns:w16se="http://schemas.microsoft.com/office/word/2015/wordml/symex" xmlns:wpg="http://schemas.microsoft.com/office/word/2010/wordprocessingGroup" xmlns:wpi="http://schemas.microsoft.com/office/word/2010/wordprocessingInk" xmlns:wne="http://schemas.microsoft.com/office/word/2006/wordml" xmlns:wps="http://schemas.microsoft.com/office/word/2010/wordprocessingShape" mc:Ignorable="w14 w15 w16se w16cid w16 w16cex w16sdtdh wp14">
+<w:numbering xmlns:wpc="http://schemas.microsoft.com/office/word/2010/wordprocessingCanvas" xmlns:cx="http://schemas.microsoft.com/office/drawing/2014/chartex" xmlns:cx1="http://schemas.microsoft.com/office/drawing/2015/9/8/chartex" xmlns:cx2="http://schemas.microsoft.com/office/drawing/2015/10/21/chartex" xmlns:cx3="http://schemas.microsoft.com/office/drawing/2016/5/9/chartex" xmlns:cx4="http://schemas.microsoft.com/office/drawing/2016/5/10/chartex" xmlns:cx5="http://schemas.microsoft.com/office/drawing/2016/5/11/chartex" xmlns:cx6="http://schemas.microsoft.com/office/drawing/2016/5/12/chartex" xmlns:cx7="http://schemas.microsoft.com/office/drawing/2016/5/13/chartex" xmlns:cx8="http://schemas.microsoft.com/office/drawing/2016/5/14/chartex" xmlns:mc="http://schemas.openxmlformats.org/markup-compatibility/2006" xmlns:aink="http://schemas.microsoft.com/office/drawing/2016/ink" xmlns:am3d="http://schemas.microsoft.com/office/drawing/2017/model3d" xmlns:o="urn:schemas-microsoft-com:office:office" xmlns:r="http://schemas.openxmlformats.org/officeDocument/2006/relationships" xmlns:m="http://schemas.openxmlformats.org/officeDocument/2006/math" xmlns:v="urn:schemas-microsoft-com:vml" xmlns:wp14="http://schemas.microsoft.com/office/word/2010/wordprocessingDrawing" xmlns:wp="http://schemas.openxmlformats.org/drawingml/2006/wordprocessingDrawing" xmlns:w10="urn:schemas-microsoft-com:office:word" xmlns:w="http://schemas.openxmlformats.org/wordprocessingml/2006/main" xmlns:w14="http://schemas.microsoft.com/office/word/2010/wordml" xmlns:w15="http://schemas.microsoft.com/office/word/2012/wordml" xmlns:w16cid="http://schemas.microsoft.com/office/word/2016/wordml/cid" xmlns:w16se="http://schemas.microsoft.com/office/word/2015/wordml/symex" xmlns:wpg="http://schemas.microsoft.com/office/word/2010/wordprocessingGroup" xmlns:wpi="http://schemas.microsoft.com/office/word/2010/wordprocessingInk" xmlns:wne="http://schemas.microsoft.com/office/word/2006/wordml" xmlns:wps="http://schemas.microsoft.com/office/word/2010/wordprocessingShape" mc:Ignorable="w14 w15 w16se w16cid wp14">
   <w:abstractNum w:abstractNumId="0" w15:restartNumberingAfterBreak="0">
     <w:nsid w:val="02C15A7C"/>
     <w:multiLevelType w:val="hybridMultilevel"/>
@@ -4923,95 +4922,95 @@
       </w:rPr>
     </w:lvl>
   </w:abstractNum>
-  <w:num w:numId="1" w16cid:durableId="1961451450">
+  <w:num w:numId="1">
     <w:abstractNumId w:val="16"/>
   </w:num>
-  <w:num w:numId="2" w16cid:durableId="1622614352">
+  <w:num w:numId="2">
     <w:abstractNumId w:val="4"/>
   </w:num>
-  <w:num w:numId="3" w16cid:durableId="1397318879">
+  <w:num w:numId="3">
     <w:abstractNumId w:val="3"/>
   </w:num>
-  <w:num w:numId="4" w16cid:durableId="936407304">
+  <w:num w:numId="4">
     <w:abstractNumId w:val="7"/>
   </w:num>
-  <w:num w:numId="5" w16cid:durableId="1667439370">
+  <w:num w:numId="5">
     <w:abstractNumId w:val="8"/>
   </w:num>
-  <w:num w:numId="6" w16cid:durableId="370690073">
+  <w:num w:numId="6">
     <w:abstractNumId w:val="18"/>
   </w:num>
-  <w:num w:numId="7" w16cid:durableId="995567683">
+  <w:num w:numId="7">
     <w:abstractNumId w:val="5"/>
   </w:num>
-  <w:num w:numId="8" w16cid:durableId="1712609288">
+  <w:num w:numId="8">
     <w:abstractNumId w:val="14"/>
   </w:num>
-  <w:num w:numId="9" w16cid:durableId="1210730665">
+  <w:num w:numId="9">
     <w:abstractNumId w:val="15"/>
   </w:num>
-  <w:num w:numId="10" w16cid:durableId="839467601">
+  <w:num w:numId="10">
     <w:abstractNumId w:val="23"/>
   </w:num>
-  <w:num w:numId="11" w16cid:durableId="1085148328">
+  <w:num w:numId="11">
     <w:abstractNumId w:val="17"/>
   </w:num>
-  <w:num w:numId="12" w16cid:durableId="1384137187">
+  <w:num w:numId="12">
     <w:abstractNumId w:val="2"/>
   </w:num>
-  <w:num w:numId="13" w16cid:durableId="1842697169">
+  <w:num w:numId="13">
     <w:abstractNumId w:val="24"/>
   </w:num>
-  <w:num w:numId="14" w16cid:durableId="1067336109">
+  <w:num w:numId="14">
     <w:abstractNumId w:val="12"/>
   </w:num>
-  <w:num w:numId="15" w16cid:durableId="967931915">
+  <w:num w:numId="15">
     <w:abstractNumId w:val="0"/>
   </w:num>
-  <w:num w:numId="16" w16cid:durableId="637149298">
+  <w:num w:numId="16">
     <w:abstractNumId w:val="19"/>
   </w:num>
-  <w:num w:numId="17" w16cid:durableId="1424491271">
+  <w:num w:numId="17">
     <w:abstractNumId w:val="25"/>
   </w:num>
-  <w:num w:numId="18" w16cid:durableId="94248504">
+  <w:num w:numId="18">
     <w:abstractNumId w:val="11"/>
   </w:num>
-  <w:num w:numId="19" w16cid:durableId="1662928178">
+  <w:num w:numId="19">
     <w:abstractNumId w:val="27"/>
   </w:num>
-  <w:num w:numId="20" w16cid:durableId="613484995">
+  <w:num w:numId="20">
     <w:abstractNumId w:val="21"/>
   </w:num>
-  <w:num w:numId="21" w16cid:durableId="679434604">
+  <w:num w:numId="21">
     <w:abstractNumId w:val="6"/>
   </w:num>
-  <w:num w:numId="22" w16cid:durableId="1803384482">
+  <w:num w:numId="22">
     <w:abstractNumId w:val="20"/>
   </w:num>
-  <w:num w:numId="23" w16cid:durableId="459953981">
+  <w:num w:numId="23">
     <w:abstractNumId w:val="9"/>
   </w:num>
-  <w:num w:numId="24" w16cid:durableId="403531605">
+  <w:num w:numId="24">
     <w:abstractNumId w:val="1"/>
   </w:num>
-  <w:num w:numId="25" w16cid:durableId="885264332">
+  <w:num w:numId="25">
     <w:abstractNumId w:val="10"/>
   </w:num>
-  <w:num w:numId="26" w16cid:durableId="250354403">
+  <w:num w:numId="26">
     <w:abstractNumId w:val="26"/>
   </w:num>
-  <w:num w:numId="27" w16cid:durableId="663122115">
+  <w:num w:numId="27">
     <w:abstractNumId w:val="22"/>
   </w:num>
-  <w:num w:numId="28" w16cid:durableId="971668368">
+  <w:num w:numId="28">
     <w:abstractNumId w:val="13"/>
   </w:num>
 </w:numbering>
 </file>
 
 <file path=word/styles.xml><?xml version="1.0" encoding="utf-8"?>
-<w:styles xmlns:mc="http://schemas.openxmlformats.org/markup-compatibility/2006" xmlns:r="http://schemas.openxmlformats.org/officeDocument/2006/relationships" xmlns:w="http://schemas.openxmlformats.org/wordprocessingml/2006/main" xmlns:w14="http://schemas.microsoft.com/office/word/2010/wordml" xmlns:w15="http://schemas.microsoft.com/office/word/2012/wordml" xmlns:w16cex="http://schemas.microsoft.com/office/word/2018/wordml/cex" xmlns:w16cid="http://schemas.microsoft.com/office/word/2016/wordml/cid" xmlns:w16="http://schemas.microsoft.com/office/word/2018/wordml" xmlns:w16sdtdh="http://schemas.microsoft.com/office/word/2020/wordml/sdtdatahash" xmlns:w16se="http://schemas.microsoft.com/office/word/2015/wordml/symex" mc:Ignorable="w14 w15 w16se w16cid w16 w16cex w16sdtdh">
+<w:styles xmlns:mc="http://schemas.openxmlformats.org/markup-compatibility/2006" xmlns:r="http://schemas.openxmlformats.org/officeDocument/2006/relationships" xmlns:w="http://schemas.openxmlformats.org/wordprocessingml/2006/main" xmlns:w14="http://schemas.microsoft.com/office/word/2010/wordml" xmlns:w15="http://schemas.microsoft.com/office/word/2012/wordml" xmlns:w16cid="http://schemas.microsoft.com/office/word/2016/wordml/cid" xmlns:w16se="http://schemas.microsoft.com/office/word/2015/wordml/symex" mc:Ignorable="w14 w15 w16se w16cid">
   <w:docDefaults>
     <w:rPrDefault>
       <w:rPr>
@@ -5027,7 +5026,7 @@
       </w:pPr>
     </w:pPrDefault>
   </w:docDefaults>
-  <w:latentStyles w:defLockedState="0" w:defUIPriority="99" w:defSemiHidden="0" w:defUnhideWhenUsed="0" w:defQFormat="0" w:count="376">
+  <w:latentStyles w:defLockedState="0" w:defUIPriority="99" w:defSemiHidden="0" w:defUnhideWhenUsed="0" w:defQFormat="0" w:count="375">
     <w:lsdException w:name="Normal" w:uiPriority="0" w:qFormat="1"/>
     <w:lsdException w:name="heading 1" w:uiPriority="9" w:qFormat="1"/>
     <w:lsdException w:name="heading 2" w:semiHidden="1" w:uiPriority="9" w:unhideWhenUsed="1" w:qFormat="1"/>
@@ -5403,7 +5402,6 @@
     <w:lsdException w:name="Smart Hyperlink" w:semiHidden="1" w:unhideWhenUsed="1"/>
     <w:lsdException w:name="Hashtag" w:semiHidden="1" w:unhideWhenUsed="1"/>
     <w:lsdException w:name="Unresolved Mention" w:semiHidden="1" w:unhideWhenUsed="1"/>
-    <w:lsdException w:name="Smart Link" w:semiHidden="1" w:unhideWhenUsed="1"/>
   </w:latentStyles>
   <w:style w:type="paragraph" w:default="1" w:styleId="Normal">
     <w:name w:val="Normal"/>
@@ -6244,7 +6242,7 @@
 </file>
 
 <file path=customXml/itemProps2.xml><?xml version="1.0" encoding="utf-8"?>
-<ds:datastoreItem xmlns:ds="http://schemas.openxmlformats.org/officeDocument/2006/customXml" ds:itemID="{F8BC66E4-88C4-41B0-928E-A94B580D8138}">
+<ds:datastoreItem xmlns:ds="http://schemas.openxmlformats.org/officeDocument/2006/customXml" ds:itemID="{243FD589-AF00-4C4A-8B8D-FEC2B063DD59}">
   <ds:schemaRefs>
     <ds:schemaRef ds:uri="http://schemas.openxmlformats.org/officeDocument/2006/bibliography"/>
   </ds:schemaRefs>

--- a/documentation/microsoft_word_format/status_indicators.docx
+++ b/documentation/microsoft_word_format/status_indicators.docx
@@ -1144,8 +1144,6 @@
             <w:r>
               <w:t xml:space="preserve">Zone Overrun or </w:t>
             </w:r>
-            <w:bookmarkStart w:id="0" w:name="_GoBack"/>
-            <w:bookmarkEnd w:id="0"/>
             <w:r>
               <w:t>Override in Operation</w:t>
             </w:r>
@@ -1517,7 +1515,7 @@
                 <w:noProof/>
               </w:rPr>
               <w:drawing>
-                <wp:anchor distT="0" distB="0" distL="114300" distR="114300" simplePos="0" relativeHeight="251671552" behindDoc="0" locked="0" layoutInCell="1" allowOverlap="1" wp14:anchorId="462F4470" wp14:editId="21FD230E">
+                <wp:anchor distT="0" distB="0" distL="114300" distR="114300" simplePos="0" relativeHeight="251671552" behindDoc="0" locked="0" layoutInCell="1" allowOverlap="1" wp14:anchorId="462F4470" wp14:editId="2BD3C120">
                   <wp:simplePos x="0" y="0"/>
                   <wp:positionH relativeFrom="column">
                     <wp:posOffset>151130</wp:posOffset>
@@ -1582,29 +1580,111 @@
           </w:p>
         </w:tc>
       </w:tr>
+      <w:tr>
+        <w:trPr>
+          <w:trHeight w:val="680"/>
+        </w:trPr>
+        <w:tc>
+          <w:tcPr>
+            <w:tcW w:w="1696" w:type="dxa"/>
+          </w:tcPr>
+          <w:p>
+            <w:pPr>
+              <w:spacing w:line="360" w:lineRule="auto"/>
+              <w:rPr>
+                <w:noProof/>
+              </w:rPr>
+            </w:pPr>
+            <w:r>
+              <w:rPr>
+                <w:noProof/>
+              </w:rPr>
+              <w:drawing>
+                <wp:anchor distT="0" distB="0" distL="114300" distR="114300" simplePos="0" relativeHeight="251679744" behindDoc="0" locked="0" layoutInCell="1" allowOverlap="1" wp14:anchorId="1FADDA03" wp14:editId="37F95BDC">
+                  <wp:simplePos x="0" y="0"/>
+                  <wp:positionH relativeFrom="column">
+                    <wp:posOffset>182478</wp:posOffset>
+                  </wp:positionH>
+                  <wp:positionV relativeFrom="paragraph">
+                    <wp:posOffset>127000</wp:posOffset>
+                  </wp:positionV>
+                  <wp:extent cx="209550" cy="207010"/>
+                  <wp:effectExtent l="19050" t="19050" r="19050" b="21590"/>
+                  <wp:wrapSquare wrapText="bothSides"/>
+                  <wp:docPr id="2" name="Picture 2"/>
+                  <wp:cNvGraphicFramePr>
+                    <a:graphicFrameLocks xmlns:a="http://schemas.openxmlformats.org/drawingml/2006/main" noChangeAspect="1"/>
+                  </wp:cNvGraphicFramePr>
+                  <a:graphic xmlns:a="http://schemas.openxmlformats.org/drawingml/2006/main">
+                    <a:graphicData uri="http://schemas.openxmlformats.org/drawingml/2006/picture">
+                      <pic:pic xmlns:pic="http://schemas.openxmlformats.org/drawingml/2006/picture">
+                        <pic:nvPicPr>
+                          <pic:cNvPr id="2" name="disabled schedule.jpg"/>
+                          <pic:cNvPicPr/>
+                        </pic:nvPicPr>
+                        <pic:blipFill>
+                          <a:blip r:embed="rId25" cstate="print">
+                            <a:extLst>
+                              <a:ext uri="{28A0092B-C50C-407E-A947-70E740481C1C}">
+                                <a14:useLocalDpi xmlns:a14="http://schemas.microsoft.com/office/drawing/2010/main" val="0"/>
+                              </a:ext>
+                            </a:extLst>
+                          </a:blip>
+                          <a:stretch>
+                            <a:fillRect/>
+                          </a:stretch>
+                        </pic:blipFill>
+                        <pic:spPr>
+                          <a:xfrm rot="21367630" flipV="1">
+                            <a:off x="0" y="0"/>
+                            <a:ext cx="209550" cy="207010"/>
+                          </a:xfrm>
+                          <a:prstGeom prst="rect">
+                            <a:avLst/>
+                          </a:prstGeom>
+                        </pic:spPr>
+                      </pic:pic>
+                    </a:graphicData>
+                  </a:graphic>
+                  <wp14:sizeRelH relativeFrom="page">
+                    <wp14:pctWidth>0</wp14:pctWidth>
+                  </wp14:sizeRelH>
+                  <wp14:sizeRelV relativeFrom="page">
+                    <wp14:pctHeight>0</wp14:pctHeight>
+                  </wp14:sizeRelV>
+                </wp:anchor>
+              </w:drawing>
+            </w:r>
+          </w:p>
+        </w:tc>
+        <w:tc>
+          <w:tcPr>
+            <w:tcW w:w="4314" w:type="dxa"/>
+          </w:tcPr>
+          <w:p>
+            <w:pPr>
+              <w:spacing w:line="360" w:lineRule="auto"/>
+            </w:pPr>
+            <w:r>
+              <w:t>Running Schedule has been disabled.</w:t>
+            </w:r>
+          </w:p>
+        </w:tc>
+      </w:tr>
     </w:tbl>
-    <w:p/>
-    <w:p>
-      <w:pPr>
-        <w:pStyle w:val="Heading2"/>
-      </w:pPr>
-      <w:r>
-        <w:t>Sensor Tiles</w:t>
-      </w:r>
-    </w:p>
     <w:p>
       <w:r>
         <w:rPr>
           <w:noProof/>
         </w:rPr>
         <w:drawing>
-          <wp:anchor distT="0" distB="0" distL="114300" distR="114300" simplePos="0" relativeHeight="251659264" behindDoc="0" locked="0" layoutInCell="1" allowOverlap="1" wp14:anchorId="3BFD3090" wp14:editId="0BBCA9CB">
+          <wp:anchor distT="0" distB="0" distL="114300" distR="114300" simplePos="0" relativeHeight="251659264" behindDoc="0" locked="0" layoutInCell="1" allowOverlap="1" wp14:anchorId="3BFD3090" wp14:editId="38B8D950">
             <wp:simplePos x="0" y="0"/>
             <wp:positionH relativeFrom="column">
-              <wp:posOffset>1170940</wp:posOffset>
+              <wp:posOffset>1216660</wp:posOffset>
             </wp:positionH>
             <wp:positionV relativeFrom="paragraph">
-              <wp:posOffset>10795</wp:posOffset>
+              <wp:posOffset>282575</wp:posOffset>
             </wp:positionV>
             <wp:extent cx="2399665" cy="1927860"/>
             <wp:effectExtent l="0" t="0" r="635" b="0"/>
@@ -1621,7 +1701,7 @@
                     <pic:cNvPicPr/>
                   </pic:nvPicPr>
                   <pic:blipFill>
-                    <a:blip r:embed="rId25">
+                    <a:blip r:embed="rId26">
                       <a:extLst>
                         <a:ext uri="{28A0092B-C50C-407E-A947-70E740481C1C}">
                           <a14:useLocalDpi xmlns:a14="http://schemas.microsoft.com/office/drawing/2010/main" val="0"/>
@@ -1654,9 +1734,19 @@
         </w:drawing>
       </w:r>
     </w:p>
+    <w:p>
+      <w:pPr>
+        <w:pStyle w:val="Heading2"/>
+      </w:pPr>
+      <w:r>
+        <w:t>Sensor Tiles</w:t>
+      </w:r>
+    </w:p>
     <w:p/>
-    <w:p/>
-    <w:p/>
+    <w:p>
+      <w:bookmarkStart w:id="0" w:name="_GoBack"/>
+      <w:bookmarkEnd w:id="0"/>
+    </w:p>
     <w:p/>
     <w:p/>
     <w:p/>
@@ -1762,7 +1852,7 @@
                           <pic:cNvPicPr/>
                         </pic:nvPicPr>
                         <pic:blipFill>
-                          <a:blip r:embed="rId26">
+                          <a:blip r:embed="rId27">
                             <a:extLst>
                               <a:ext uri="{28A0092B-C50C-407E-A947-70E740481C1C}">
                                 <a14:useLocalDpi xmlns:a14="http://schemas.microsoft.com/office/drawing/2010/main" val="0"/>
@@ -1844,7 +1934,7 @@
                           <pic:cNvPicPr/>
                         </pic:nvPicPr>
                         <pic:blipFill>
-                          <a:blip r:embed="rId27">
+                          <a:blip r:embed="rId28">
                             <a:extLst>
                               <a:ext uri="{28A0092B-C50C-407E-A947-70E740481C1C}">
                                 <a14:useLocalDpi xmlns:a14="http://schemas.microsoft.com/office/drawing/2010/main" val="0"/>
@@ -1893,6 +1983,7 @@
         <w:pStyle w:val="Heading2"/>
       </w:pPr>
       <w:r>
+        <w:lastRenderedPageBreak/>
         <w:t>System Controller Tile</w:t>
       </w:r>
     </w:p>
@@ -1930,7 +2021,7 @@
                     <pic:cNvPicPr/>
                   </pic:nvPicPr>
                   <pic:blipFill>
-                    <a:blip r:embed="rId28">
+                    <a:blip r:embed="rId29">
                       <a:extLst>
                         <a:ext uri="{28A0092B-C50C-407E-A947-70E740481C1C}">
                           <a14:useLocalDpi xmlns:a14="http://schemas.microsoft.com/office/drawing/2010/main" val="0"/>
@@ -2002,7 +2093,7 @@
                     <pic:cNvPicPr/>
                   </pic:nvPicPr>
                   <pic:blipFill>
-                    <a:blip r:embed="rId29">
+                    <a:blip r:embed="rId30">
                       <a:extLst>
                         <a:ext uri="{28A0092B-C50C-407E-A947-70E740481C1C}">
                           <a14:useLocalDpi xmlns:a14="http://schemas.microsoft.com/office/drawing/2010/main" val="0"/>
@@ -2037,9 +2128,9 @@
     </w:p>
     <w:p/>
     <w:sectPr>
-      <w:footerReference w:type="default" r:id="rId30"/>
-      <w:headerReference w:type="first" r:id="rId31"/>
-      <w:footerReference w:type="first" r:id="rId32"/>
+      <w:footerReference w:type="default" r:id="rId31"/>
+      <w:headerReference w:type="first" r:id="rId32"/>
+      <w:footerReference w:type="first" r:id="rId33"/>
       <w:pgSz w:w="11906" w:h="16838"/>
       <w:pgMar w:top="1440" w:right="1440" w:bottom="1134" w:left="1440" w:header="709" w:footer="709" w:gutter="0"/>
       <w:pgNumType w:start="1"/>
@@ -6242,7 +6333,7 @@
 </file>
 
 <file path=customXml/itemProps2.xml><?xml version="1.0" encoding="utf-8"?>
-<ds:datastoreItem xmlns:ds="http://schemas.openxmlformats.org/officeDocument/2006/customXml" ds:itemID="{243FD589-AF00-4C4A-8B8D-FEC2B063DD59}">
+<ds:datastoreItem xmlns:ds="http://schemas.openxmlformats.org/officeDocument/2006/customXml" ds:itemID="{47312B3E-DCB1-41A6-9ADE-6B8265678D77}">
   <ds:schemaRefs>
     <ds:schemaRef ds:uri="http://schemas.openxmlformats.org/officeDocument/2006/bibliography"/>
   </ds:schemaRefs>
